--- a/week-1/video 4/LAPORAN VIDEO 4.docx
+++ b/week-1/video 4/LAPORAN VIDEO 4.docx
@@ -479,8 +479,8 @@
     <w:p>
       <w:r>
         <w:drawing>
-          <wp:inline distT="0" distB="0" distL="0" distR="0" wp14:anchorId="7662FE31" wp14:editId="4EBEA0ED">
-            <wp:extent cx="4915153" cy="3105310"/>
+          <wp:inline distT="0" distB="0" distL="0" distR="0" wp14:anchorId="7662FE31" wp14:editId="47D5C20E">
+            <wp:extent cx="4084056" cy="2580237"/>
             <wp:effectExtent l="0" t="0" r="0" b="0"/>
             <wp:docPr id="1761887498" name="Picture 1"/>
             <wp:cNvGraphicFramePr>
@@ -502,7 +502,7 @@
                   <pic:spPr>
                     <a:xfrm>
                       <a:off x="0" y="0"/>
-                      <a:ext cx="4915153" cy="3105310"/>
+                      <a:ext cx="4090873" cy="2584544"/>
                     </a:xfrm>
                     <a:prstGeom prst="rect">
                       <a:avLst/>
@@ -928,9 +928,9 @@
       <w:r>
         <w:lastRenderedPageBreak/>
         <w:drawing>
-          <wp:inline distT="0" distB="0" distL="0" distR="0" wp14:anchorId="65E837F5" wp14:editId="204FC284">
-            <wp:extent cx="3642253" cy="832919"/>
-            <wp:effectExtent l="0" t="0" r="0" b="5715"/>
+          <wp:inline distT="0" distB="0" distL="0" distR="0" wp14:anchorId="65E837F5" wp14:editId="0ADE1AC4">
+            <wp:extent cx="4255129" cy="973073"/>
+            <wp:effectExtent l="0" t="0" r="0" b="0"/>
             <wp:docPr id="992380015" name="Picture 1"/>
             <wp:cNvGraphicFramePr>
               <a:graphicFrameLocks xmlns:a="http://schemas.openxmlformats.org/drawingml/2006/main" noChangeAspect="1"/>
@@ -951,7 +951,7 @@
                   <pic:spPr>
                     <a:xfrm>
                       <a:off x="0" y="0"/>
-                      <a:ext cx="3661394" cy="837296"/>
+                      <a:ext cx="4285415" cy="979999"/>
                     </a:xfrm>
                     <a:prstGeom prst="rect">
                       <a:avLst/>
@@ -962,6 +962,379 @@
             </a:graphic>
           </wp:inline>
         </w:drawing>
+      </w:r>
+    </w:p>
+    <w:p>
+      <w:proofErr w:type="spellStart"/>
+      <w:r>
+        <w:t>Setelah</w:t>
+      </w:r>
+      <w:proofErr w:type="spellEnd"/>
+      <w:r>
+        <w:t xml:space="preserve"> </w:t>
+      </w:r>
+      <w:proofErr w:type="spellStart"/>
+      <w:r>
+        <w:t>ini</w:t>
+      </w:r>
+      <w:proofErr w:type="spellEnd"/>
+      <w:r>
+        <w:t xml:space="preserve"> </w:t>
+      </w:r>
+      <w:proofErr w:type="spellStart"/>
+      <w:r>
+        <w:t>saya</w:t>
+      </w:r>
+      <w:proofErr w:type="spellEnd"/>
+      <w:r>
+        <w:t xml:space="preserve"> </w:t>
+      </w:r>
+      <w:proofErr w:type="spellStart"/>
+      <w:r>
+        <w:t>mencoba</w:t>
+      </w:r>
+      <w:proofErr w:type="spellEnd"/>
+      <w:r>
+        <w:t xml:space="preserve"> </w:t>
+      </w:r>
+      <w:proofErr w:type="spellStart"/>
+      <w:r>
+        <w:t>dengan</w:t>
+      </w:r>
+      <w:proofErr w:type="spellEnd"/>
+      <w:r>
+        <w:t xml:space="preserve"> dua </w:t>
+      </w:r>
+      <w:proofErr w:type="spellStart"/>
+      <w:r>
+        <w:t>yaitu</w:t>
+      </w:r>
+      <w:proofErr w:type="spellEnd"/>
+      <w:r>
+        <w:t xml:space="preserve"> </w:t>
+      </w:r>
+      <w:proofErr w:type="spellStart"/>
+      <w:r>
+        <w:t>constanta</w:t>
+      </w:r>
+      <w:proofErr w:type="spellEnd"/>
+      <w:r>
+        <w:t xml:space="preserve"> dan final, </w:t>
+      </w:r>
+      <w:proofErr w:type="spellStart"/>
+      <w:r>
+        <w:t>disini</w:t>
+      </w:r>
+      <w:proofErr w:type="spellEnd"/>
+      <w:r>
+        <w:t xml:space="preserve"> </w:t>
+      </w:r>
+      <w:proofErr w:type="spellStart"/>
+      <w:r>
+        <w:t>otomatis</w:t>
+      </w:r>
+      <w:proofErr w:type="spellEnd"/>
+      <w:r>
+        <w:t xml:space="preserve"> compile. </w:t>
+      </w:r>
+    </w:p>
+    <w:p>
+      <w:r>
+        <w:drawing>
+          <wp:inline distT="0" distB="0" distL="0" distR="0" wp14:anchorId="41FB142A" wp14:editId="4FEDBB3E">
+            <wp:extent cx="4236338" cy="2317687"/>
+            <wp:effectExtent l="0" t="0" r="0" b="6985"/>
+            <wp:docPr id="1082105871" name="Picture 1"/>
+            <wp:cNvGraphicFramePr>
+              <a:graphicFrameLocks xmlns:a="http://schemas.openxmlformats.org/drawingml/2006/main" noChangeAspect="1"/>
+            </wp:cNvGraphicFramePr>
+            <a:graphic xmlns:a="http://schemas.openxmlformats.org/drawingml/2006/main">
+              <a:graphicData uri="http://schemas.openxmlformats.org/drawingml/2006/picture">
+                <pic:pic xmlns:pic="http://schemas.openxmlformats.org/drawingml/2006/picture">
+                  <pic:nvPicPr>
+                    <pic:cNvPr id="1082105871" name=""/>
+                    <pic:cNvPicPr/>
+                  </pic:nvPicPr>
+                  <pic:blipFill>
+                    <a:blip r:embed="rId10"/>
+                    <a:stretch>
+                      <a:fillRect/>
+                    </a:stretch>
+                  </pic:blipFill>
+                  <pic:spPr>
+                    <a:xfrm>
+                      <a:off x="0" y="0"/>
+                      <a:ext cx="4245723" cy="2322821"/>
+                    </a:xfrm>
+                    <a:prstGeom prst="rect">
+                      <a:avLst/>
+                    </a:prstGeom>
+                  </pic:spPr>
+                </pic:pic>
+              </a:graphicData>
+            </a:graphic>
+          </wp:inline>
+        </w:drawing>
+      </w:r>
+    </w:p>
+    <w:p>
+      <w:r>
+        <w:drawing>
+          <wp:inline distT="0" distB="0" distL="0" distR="0" wp14:anchorId="6770C369" wp14:editId="2FF6C61A">
+            <wp:extent cx="4264182" cy="1805275"/>
+            <wp:effectExtent l="0" t="0" r="3175" b="5080"/>
+            <wp:docPr id="398882969" name="Picture 1"/>
+            <wp:cNvGraphicFramePr>
+              <a:graphicFrameLocks xmlns:a="http://schemas.openxmlformats.org/drawingml/2006/main" noChangeAspect="1"/>
+            </wp:cNvGraphicFramePr>
+            <a:graphic xmlns:a="http://schemas.openxmlformats.org/drawingml/2006/main">
+              <a:graphicData uri="http://schemas.openxmlformats.org/drawingml/2006/picture">
+                <pic:pic xmlns:pic="http://schemas.openxmlformats.org/drawingml/2006/picture">
+                  <pic:nvPicPr>
+                    <pic:cNvPr id="398882969" name=""/>
+                    <pic:cNvPicPr/>
+                  </pic:nvPicPr>
+                  <pic:blipFill>
+                    <a:blip r:embed="rId11"/>
+                    <a:stretch>
+                      <a:fillRect/>
+                    </a:stretch>
+                  </pic:blipFill>
+                  <pic:spPr>
+                    <a:xfrm>
+                      <a:off x="0" y="0"/>
+                      <a:ext cx="4287059" cy="1814960"/>
+                    </a:xfrm>
+                    <a:prstGeom prst="rect">
+                      <a:avLst/>
+                    </a:prstGeom>
+                  </pic:spPr>
+                </pic:pic>
+              </a:graphicData>
+            </a:graphic>
+          </wp:inline>
+        </w:drawing>
+      </w:r>
+    </w:p>
+    <w:p>
+      <w:r>
+        <w:t xml:space="preserve">Jika final juga </w:t>
+      </w:r>
+      <w:proofErr w:type="spellStart"/>
+      <w:r>
+        <w:t>tidak</w:t>
+      </w:r>
+      <w:proofErr w:type="spellEnd"/>
+      <w:r>
+        <w:t xml:space="preserve"> </w:t>
+      </w:r>
+      <w:proofErr w:type="spellStart"/>
+      <w:r>
+        <w:t>bisa</w:t>
+      </w:r>
+      <w:proofErr w:type="spellEnd"/>
+      <w:r>
+        <w:t xml:space="preserve"> </w:t>
+      </w:r>
+      <w:proofErr w:type="spellStart"/>
+      <w:r>
+        <w:t>diubah</w:t>
+      </w:r>
+      <w:proofErr w:type="spellEnd"/>
+      <w:r>
+        <w:t xml:space="preserve">. </w:t>
+      </w:r>
+      <w:proofErr w:type="spellStart"/>
+      <w:r>
+        <w:t>Perbedaan</w:t>
+      </w:r>
+      <w:proofErr w:type="spellEnd"/>
+      <w:r>
+        <w:t xml:space="preserve"> </w:t>
+      </w:r>
+      <w:proofErr w:type="spellStart"/>
+      <w:r>
+        <w:t>ada</w:t>
+      </w:r>
+      <w:proofErr w:type="spellEnd"/>
+      <w:r>
+        <w:t xml:space="preserve"> </w:t>
+      </w:r>
+      <w:proofErr w:type="spellStart"/>
+      <w:r>
+        <w:t>diproses</w:t>
+      </w:r>
+      <w:proofErr w:type="spellEnd"/>
+      <w:r>
+        <w:t xml:space="preserve"> running, </w:t>
+      </w:r>
+      <w:proofErr w:type="spellStart"/>
+      <w:r>
+        <w:t>jika</w:t>
+      </w:r>
+      <w:proofErr w:type="spellEnd"/>
+      <w:r>
+        <w:t xml:space="preserve"> </w:t>
+      </w:r>
+      <w:proofErr w:type="spellStart"/>
+      <w:r>
+        <w:t>constanta</w:t>
+      </w:r>
+      <w:proofErr w:type="spellEnd"/>
+      <w:r>
+        <w:t xml:space="preserve"> </w:t>
+      </w:r>
+      <w:proofErr w:type="spellStart"/>
+      <w:r>
+        <w:t>dieksekusi</w:t>
+      </w:r>
+      <w:proofErr w:type="spellEnd"/>
+      <w:r>
+        <w:t xml:space="preserve"> </w:t>
+      </w:r>
+      <w:proofErr w:type="spellStart"/>
+      <w:r>
+        <w:t>sebelum</w:t>
+      </w:r>
+      <w:proofErr w:type="spellEnd"/>
+      <w:r>
+        <w:t xml:space="preserve"> main, </w:t>
+      </w:r>
+      <w:proofErr w:type="spellStart"/>
+      <w:r>
+        <w:t>kalau</w:t>
+      </w:r>
+      <w:proofErr w:type="spellEnd"/>
+      <w:r>
+        <w:t xml:space="preserve"> final </w:t>
+      </w:r>
+      <w:proofErr w:type="spellStart"/>
+      <w:r>
+        <w:t>dieksekusi</w:t>
+      </w:r>
+      <w:proofErr w:type="spellEnd"/>
+      <w:r>
+        <w:t xml:space="preserve"> </w:t>
+      </w:r>
+      <w:proofErr w:type="spellStart"/>
+      <w:r>
+        <w:t>waktu</w:t>
+      </w:r>
+      <w:proofErr w:type="spellEnd"/>
+      <w:r>
+        <w:t xml:space="preserve"> </w:t>
+      </w:r>
+      <w:proofErr w:type="spellStart"/>
+      <w:r>
+        <w:t>dijalankan</w:t>
+      </w:r>
+      <w:proofErr w:type="spellEnd"/>
+      <w:r>
+        <w:t xml:space="preserve"> </w:t>
+      </w:r>
+      <w:proofErr w:type="spellStart"/>
+      <w:r>
+        <w:t>pertama</w:t>
+      </w:r>
+      <w:proofErr w:type="spellEnd"/>
+      <w:r>
+        <w:t xml:space="preserve">. Pada </w:t>
+      </w:r>
+      <w:proofErr w:type="spellStart"/>
+      <w:r>
+        <w:t>dasarnya</w:t>
+      </w:r>
+      <w:proofErr w:type="spellEnd"/>
+      <w:r>
+        <w:t xml:space="preserve"> </w:t>
+      </w:r>
+      <w:proofErr w:type="spellStart"/>
+      <w:r>
+        <w:t>keduanya</w:t>
+      </w:r>
+      <w:proofErr w:type="spellEnd"/>
+      <w:r>
+        <w:t xml:space="preserve"> </w:t>
+      </w:r>
+      <w:proofErr w:type="spellStart"/>
+      <w:r>
+        <w:t>ini</w:t>
+      </w:r>
+      <w:proofErr w:type="spellEnd"/>
+      <w:r>
+        <w:t xml:space="preserve"> </w:t>
+      </w:r>
+      <w:proofErr w:type="spellStart"/>
+      <w:r>
+        <w:t>adalah</w:t>
+      </w:r>
+      <w:proofErr w:type="spellEnd"/>
+      <w:r>
+        <w:t xml:space="preserve"> variable </w:t>
+      </w:r>
+      <w:proofErr w:type="spellStart"/>
+      <w:r>
+        <w:t>dengan</w:t>
+      </w:r>
+      <w:proofErr w:type="spellEnd"/>
+      <w:r>
+        <w:t xml:space="preserve"> </w:t>
+      </w:r>
+      <w:proofErr w:type="spellStart"/>
+      <w:r>
+        <w:t>tipe</w:t>
+      </w:r>
+      <w:proofErr w:type="spellEnd"/>
+      <w:r>
+        <w:t xml:space="preserve"> data </w:t>
+      </w:r>
+      <w:proofErr w:type="spellStart"/>
+      <w:r>
+        <w:t>tertentu</w:t>
+      </w:r>
+      <w:proofErr w:type="spellEnd"/>
+      <w:r>
+        <w:t xml:space="preserve"> di dart </w:t>
+      </w:r>
+      <w:proofErr w:type="spellStart"/>
+      <w:r>
+        <w:t>dengan</w:t>
+      </w:r>
+      <w:proofErr w:type="spellEnd"/>
+      <w:r>
+        <w:t xml:space="preserve"> </w:t>
+      </w:r>
+      <w:proofErr w:type="spellStart"/>
+      <w:r>
+        <w:t>nilai</w:t>
+      </w:r>
+      <w:proofErr w:type="spellEnd"/>
+      <w:r>
+        <w:t xml:space="preserve"> yang </w:t>
+      </w:r>
+      <w:proofErr w:type="spellStart"/>
+      <w:r>
+        <w:t>tidak</w:t>
+      </w:r>
+      <w:proofErr w:type="spellEnd"/>
+      <w:r>
+        <w:t xml:space="preserve"> </w:t>
+      </w:r>
+      <w:proofErr w:type="spellStart"/>
+      <w:r>
+        <w:t>akan</w:t>
+      </w:r>
+      <w:proofErr w:type="spellEnd"/>
+      <w:r>
+        <w:t xml:space="preserve"> </w:t>
+      </w:r>
+      <w:proofErr w:type="spellStart"/>
+      <w:r>
+        <w:t>berubah</w:t>
+      </w:r>
+      <w:proofErr w:type="spellEnd"/>
+      <w:r>
+        <w:t>.</w:t>
       </w:r>
     </w:p>
     <w:sectPr>

--- a/week-1/video 4/LAPORAN VIDEO 4.docx
+++ b/week-1/video 4/LAPORAN VIDEO 4.docx
@@ -203,18 +203,8 @@
           <w:bCs/>
         </w:rPr>
         <w:tab/>
-        <w:t xml:space="preserve">: Siti </w:t>
-      </w:r>
-      <w:proofErr w:type="spellStart"/>
-      <w:r>
-        <w:rPr>
-          <w:rFonts w:ascii="Times New Roman" w:hAnsi="Times New Roman" w:cs="Times New Roman"/>
-          <w:b/>
-          <w:bCs/>
-        </w:rPr>
-        <w:t>Mutmainah</w:t>
-      </w:r>
-      <w:proofErr w:type="spellEnd"/>
+        <w:t>: Siti Mutmainah</w:t>
+      </w:r>
     </w:p>
     <w:p>
       <w:pPr>
@@ -254,7 +244,6 @@
           <w:bCs/>
         </w:rPr>
       </w:pPr>
-      <w:proofErr w:type="spellStart"/>
       <w:r>
         <w:rPr>
           <w:rFonts w:ascii="Times New Roman" w:hAnsi="Times New Roman" w:cs="Times New Roman"/>
@@ -263,7 +252,6 @@
         </w:rPr>
         <w:t>Kelas</w:t>
       </w:r>
-      <w:proofErr w:type="spellEnd"/>
       <w:r>
         <w:rPr>
           <w:rFonts w:ascii="Times New Roman" w:hAnsi="Times New Roman" w:cs="Times New Roman"/>
@@ -410,74 +398,48 @@
       </w:r>
     </w:p>
     <w:p>
-      <w:r>
+      <w:pPr>
+        <w:rPr>
+          <w:rFonts w:ascii="Times New Roman" w:hAnsi="Times New Roman" w:cs="Times New Roman"/>
+        </w:rPr>
+      </w:pPr>
+      <w:r>
+        <w:rPr>
+          <w:rFonts w:ascii="Times New Roman" w:hAnsi="Times New Roman" w:cs="Times New Roman"/>
+        </w:rPr>
         <w:lastRenderedPageBreak/>
-        <w:t xml:space="preserve">Constanta </w:t>
-      </w:r>
-      <w:proofErr w:type="spellStart"/>
-      <w:r>
-        <w:t>dieksekusi</w:t>
-      </w:r>
-      <w:proofErr w:type="spellEnd"/>
-      <w:r>
+        <w:t>Constanta dieksekusi sebelum final dilakukan (var global). Jika final berada di dalam main.</w:t>
+      </w:r>
+      <w:r>
+        <w:rPr>
+          <w:rFonts w:ascii="Times New Roman" w:hAnsi="Times New Roman" w:cs="Times New Roman"/>
+        </w:rPr>
         <w:t xml:space="preserve"> </w:t>
       </w:r>
-      <w:proofErr w:type="spellStart"/>
-      <w:r>
-        <w:t>sebelum</w:t>
-      </w:r>
-      <w:proofErr w:type="spellEnd"/>
-      <w:r>
-        <w:t xml:space="preserve"> final </w:t>
-      </w:r>
-      <w:proofErr w:type="spellStart"/>
-      <w:r>
-        <w:t>dilakukan</w:t>
-      </w:r>
-      <w:proofErr w:type="spellEnd"/>
-      <w:r>
-        <w:t xml:space="preserve"> (var global). Jika final </w:t>
-      </w:r>
-      <w:proofErr w:type="spellStart"/>
-      <w:r>
-        <w:t>berada</w:t>
-      </w:r>
-      <w:proofErr w:type="spellEnd"/>
-      <w:r>
-        <w:t xml:space="preserve"> di </w:t>
-      </w:r>
-      <w:proofErr w:type="spellStart"/>
-      <w:r>
-        <w:t>dalam</w:t>
-      </w:r>
-      <w:proofErr w:type="spellEnd"/>
-      <w:r>
-        <w:t xml:space="preserve"> main.</w:t>
-      </w:r>
-      <w:r>
-        <w:t xml:space="preserve"> </w:t>
-      </w:r>
-    </w:p>
-    <w:p>
-      <w:proofErr w:type="spellStart"/>
-      <w:r>
-        <w:t>Contoh</w:t>
-      </w:r>
-      <w:proofErr w:type="spellEnd"/>
-      <w:r>
-        <w:t xml:space="preserve"> code </w:t>
-      </w:r>
-      <w:proofErr w:type="spellStart"/>
-      <w:r>
-        <w:t>constanta</w:t>
-      </w:r>
-      <w:proofErr w:type="spellEnd"/>
-      <w:r>
-        <w:t xml:space="preserve">. </w:t>
-      </w:r>
-    </w:p>
-    <w:p>
-      <w:r>
+    </w:p>
+    <w:p>
+      <w:pPr>
+        <w:rPr>
+          <w:rFonts w:ascii="Times New Roman" w:hAnsi="Times New Roman" w:cs="Times New Roman"/>
+        </w:rPr>
+      </w:pPr>
+      <w:r>
+        <w:rPr>
+          <w:rFonts w:ascii="Times New Roman" w:hAnsi="Times New Roman" w:cs="Times New Roman"/>
+        </w:rPr>
+        <w:t xml:space="preserve">Contoh code constanta. </w:t>
+      </w:r>
+    </w:p>
+    <w:p>
+      <w:pPr>
+        <w:rPr>
+          <w:rFonts w:ascii="Times New Roman" w:hAnsi="Times New Roman" w:cs="Times New Roman"/>
+        </w:rPr>
+      </w:pPr>
+      <w:r>
+        <w:rPr>
+          <w:rFonts w:ascii="Times New Roman" w:hAnsi="Times New Roman" w:cs="Times New Roman"/>
+        </w:rPr>
         <w:drawing>
           <wp:inline distT="0" distB="0" distL="0" distR="0" wp14:anchorId="7662FE31" wp14:editId="47D5C20E">
             <wp:extent cx="4084056" cy="2580237"/>
@@ -516,140 +478,28 @@
       </w:r>
     </w:p>
     <w:p>
-      <w:r>
-        <w:t xml:space="preserve">Jika </w:t>
-      </w:r>
-      <w:proofErr w:type="spellStart"/>
-      <w:r>
-        <w:t>ditulis</w:t>
-      </w:r>
-      <w:proofErr w:type="spellEnd"/>
-      <w:r>
-        <w:t xml:space="preserve"> </w:t>
-      </w:r>
-      <w:proofErr w:type="spellStart"/>
-      <w:r>
-        <w:t>lagi</w:t>
-      </w:r>
-      <w:proofErr w:type="spellEnd"/>
-      <w:r>
-        <w:t xml:space="preserve"> </w:t>
-      </w:r>
-      <w:proofErr w:type="spellStart"/>
-      <w:r>
-        <w:t>seperti</w:t>
-      </w:r>
-      <w:proofErr w:type="spellEnd"/>
-      <w:r>
-        <w:t xml:space="preserve"> </w:t>
-      </w:r>
-      <w:proofErr w:type="spellStart"/>
-      <w:r>
-        <w:t>ini</w:t>
-      </w:r>
-      <w:proofErr w:type="spellEnd"/>
-      <w:r>
-        <w:t xml:space="preserve">, </w:t>
-      </w:r>
-      <w:proofErr w:type="spellStart"/>
-      <w:r>
-        <w:t>itu</w:t>
-      </w:r>
-      <w:proofErr w:type="spellEnd"/>
-      <w:r>
-        <w:t xml:space="preserve"> </w:t>
-      </w:r>
-      <w:proofErr w:type="spellStart"/>
-      <w:r>
-        <w:t>sebenarnya</w:t>
-      </w:r>
-      <w:proofErr w:type="spellEnd"/>
-      <w:r>
-        <w:t xml:space="preserve"> </w:t>
-      </w:r>
-      <w:proofErr w:type="spellStart"/>
-      <w:r>
-        <w:t>struktur</w:t>
-      </w:r>
-      <w:proofErr w:type="spellEnd"/>
-      <w:r>
-        <w:t xml:space="preserve"> </w:t>
-      </w:r>
-      <w:proofErr w:type="spellStart"/>
-      <w:r>
-        <w:t>benar</w:t>
-      </w:r>
-      <w:proofErr w:type="spellEnd"/>
-      <w:r>
-        <w:t xml:space="preserve"> </w:t>
-      </w:r>
-      <w:proofErr w:type="spellStart"/>
-      <w:r>
-        <w:t>tetapi</w:t>
-      </w:r>
-      <w:proofErr w:type="spellEnd"/>
-      <w:r>
-        <w:t xml:space="preserve"> </w:t>
-      </w:r>
-      <w:proofErr w:type="spellStart"/>
-      <w:r>
-        <w:t>merah</w:t>
-      </w:r>
-      <w:proofErr w:type="spellEnd"/>
-      <w:r>
-        <w:t xml:space="preserve"> </w:t>
-      </w:r>
-      <w:proofErr w:type="spellStart"/>
-      <w:r>
-        <w:t>karena</w:t>
-      </w:r>
-      <w:proofErr w:type="spellEnd"/>
-      <w:r>
-        <w:t xml:space="preserve"> </w:t>
-      </w:r>
-      <w:proofErr w:type="spellStart"/>
-      <w:r>
-        <w:t>constanta</w:t>
-      </w:r>
-      <w:proofErr w:type="spellEnd"/>
-      <w:r>
-        <w:t xml:space="preserve"> </w:t>
-      </w:r>
-      <w:proofErr w:type="spellStart"/>
-      <w:r>
-        <w:t>nilainya</w:t>
-      </w:r>
-      <w:proofErr w:type="spellEnd"/>
-      <w:r>
-        <w:t xml:space="preserve"> </w:t>
-      </w:r>
-      <w:proofErr w:type="spellStart"/>
-      <w:r>
-        <w:t>tidak</w:t>
-      </w:r>
-      <w:proofErr w:type="spellEnd"/>
-      <w:r>
-        <w:t xml:space="preserve"> </w:t>
-      </w:r>
-      <w:proofErr w:type="spellStart"/>
-      <w:r>
-        <w:t>bisa</w:t>
-      </w:r>
-      <w:proofErr w:type="spellEnd"/>
-      <w:r>
-        <w:t xml:space="preserve"> </w:t>
-      </w:r>
-      <w:proofErr w:type="spellStart"/>
-      <w:r>
-        <w:t>dirubah</w:t>
-      </w:r>
-      <w:proofErr w:type="spellEnd"/>
-      <w:r>
-        <w:t>.</w:t>
-      </w:r>
-    </w:p>
-    <w:p>
-      <w:r>
+      <w:pPr>
+        <w:rPr>
+          <w:rFonts w:ascii="Times New Roman" w:hAnsi="Times New Roman" w:cs="Times New Roman"/>
+        </w:rPr>
+      </w:pPr>
+      <w:r>
+        <w:rPr>
+          <w:rFonts w:ascii="Times New Roman" w:hAnsi="Times New Roman" w:cs="Times New Roman"/>
+        </w:rPr>
+        <w:t>Jika ditulis lagi seperti ini, itu sebenarnya struktur benar tetapi merah karena constanta nilainya tidak bisa dirubah.</w:t>
+      </w:r>
+    </w:p>
+    <w:p>
+      <w:pPr>
+        <w:rPr>
+          <w:rFonts w:ascii="Times New Roman" w:hAnsi="Times New Roman" w:cs="Times New Roman"/>
+        </w:rPr>
+      </w:pPr>
+      <w:r>
+        <w:rPr>
+          <w:rFonts w:ascii="Times New Roman" w:hAnsi="Times New Roman" w:cs="Times New Roman"/>
+        </w:rPr>
         <w:drawing>
           <wp:inline distT="0" distB="0" distL="0" distR="0" wp14:anchorId="753DBB5C" wp14:editId="5C49BC5F">
             <wp:extent cx="4038808" cy="787440"/>
@@ -688,68 +538,28 @@
       </w:r>
     </w:p>
     <w:p>
-      <w:r>
-        <w:t xml:space="preserve">Jika </w:t>
-      </w:r>
-      <w:proofErr w:type="spellStart"/>
-      <w:r>
-        <w:t>dijalankan</w:t>
-      </w:r>
-      <w:proofErr w:type="spellEnd"/>
-      <w:r>
-        <w:t xml:space="preserve"> </w:t>
-      </w:r>
-      <w:proofErr w:type="spellStart"/>
-      <w:r>
-        <w:t>maka</w:t>
-      </w:r>
-      <w:proofErr w:type="spellEnd"/>
-      <w:r>
-        <w:t xml:space="preserve"> </w:t>
-      </w:r>
-      <w:proofErr w:type="spellStart"/>
-      <w:r>
-        <w:t>hasilnya</w:t>
-      </w:r>
-      <w:proofErr w:type="spellEnd"/>
-      <w:r>
-        <w:t xml:space="preserve"> </w:t>
-      </w:r>
-      <w:proofErr w:type="spellStart"/>
-      <w:r>
-        <w:t>akan</w:t>
-      </w:r>
-      <w:proofErr w:type="spellEnd"/>
-      <w:r>
-        <w:t xml:space="preserve"> error, </w:t>
-      </w:r>
-      <w:proofErr w:type="spellStart"/>
-      <w:r>
-        <w:t>karena</w:t>
-      </w:r>
-      <w:proofErr w:type="spellEnd"/>
-      <w:r>
-        <w:t xml:space="preserve"> name </w:t>
-      </w:r>
-      <w:proofErr w:type="spellStart"/>
-      <w:r>
-        <w:t>nya</w:t>
-      </w:r>
-      <w:proofErr w:type="spellEnd"/>
-      <w:r>
-        <w:t xml:space="preserve"> Iin </w:t>
-      </w:r>
-      <w:proofErr w:type="spellStart"/>
-      <w:r>
-        <w:t>bukan</w:t>
-      </w:r>
-      <w:proofErr w:type="spellEnd"/>
-      <w:r>
-        <w:t xml:space="preserve"> Siti.</w:t>
-      </w:r>
-    </w:p>
-    <w:p>
-      <w:r>
+      <w:pPr>
+        <w:rPr>
+          <w:rFonts w:ascii="Times New Roman" w:hAnsi="Times New Roman" w:cs="Times New Roman"/>
+        </w:rPr>
+      </w:pPr>
+      <w:r>
+        <w:rPr>
+          <w:rFonts w:ascii="Times New Roman" w:hAnsi="Times New Roman" w:cs="Times New Roman"/>
+        </w:rPr>
+        <w:t>Jika dijalankan maka hasilnya akan error, karena name nya Iin bukan Siti.</w:t>
+      </w:r>
+    </w:p>
+    <w:p>
+      <w:pPr>
+        <w:rPr>
+          <w:rFonts w:ascii="Times New Roman" w:hAnsi="Times New Roman" w:cs="Times New Roman"/>
+        </w:rPr>
+      </w:pPr>
+      <w:r>
+        <w:rPr>
+          <w:rFonts w:ascii="Times New Roman" w:hAnsi="Times New Roman" w:cs="Times New Roman"/>
+        </w:rPr>
         <w:drawing>
           <wp:inline distT="0" distB="0" distL="0" distR="0" wp14:anchorId="0C0B6BBE" wp14:editId="092A5D7A">
             <wp:extent cx="4038600" cy="1363683"/>
@@ -788,105 +598,28 @@
       </w:r>
     </w:p>
     <w:p>
-      <w:r>
-        <w:t xml:space="preserve">Jika </w:t>
-      </w:r>
-      <w:proofErr w:type="spellStart"/>
-      <w:r>
-        <w:t>constanta</w:t>
-      </w:r>
-      <w:proofErr w:type="spellEnd"/>
-      <w:r>
-        <w:t xml:space="preserve"> di </w:t>
-      </w:r>
-      <w:proofErr w:type="spellStart"/>
-      <w:r>
-        <w:t>dalam</w:t>
-      </w:r>
-      <w:proofErr w:type="spellEnd"/>
-      <w:r>
-        <w:t xml:space="preserve"> main, </w:t>
-      </w:r>
-      <w:proofErr w:type="spellStart"/>
-      <w:r>
-        <w:t>dia</w:t>
-      </w:r>
-      <w:proofErr w:type="spellEnd"/>
-      <w:r>
-        <w:t xml:space="preserve"> </w:t>
-      </w:r>
-      <w:proofErr w:type="spellStart"/>
-      <w:r>
-        <w:t>akan</w:t>
-      </w:r>
-      <w:proofErr w:type="spellEnd"/>
-      <w:r>
-        <w:t xml:space="preserve"> </w:t>
-      </w:r>
-      <w:proofErr w:type="spellStart"/>
-      <w:r>
-        <w:t>ke</w:t>
-      </w:r>
-      <w:proofErr w:type="spellEnd"/>
-      <w:r>
-        <w:t xml:space="preserve"> replace yang di </w:t>
-      </w:r>
-      <w:proofErr w:type="spellStart"/>
-      <w:r>
-        <w:t>ambil</w:t>
-      </w:r>
-      <w:proofErr w:type="spellEnd"/>
-      <w:r>
-        <w:t xml:space="preserve"> </w:t>
-      </w:r>
-      <w:proofErr w:type="spellStart"/>
-      <w:r>
-        <w:t>adalah</w:t>
-      </w:r>
-      <w:proofErr w:type="spellEnd"/>
-      <w:r>
-        <w:t xml:space="preserve"> variable di </w:t>
-      </w:r>
-      <w:proofErr w:type="spellStart"/>
-      <w:r>
-        <w:t>dalam</w:t>
-      </w:r>
-      <w:proofErr w:type="spellEnd"/>
-      <w:r>
-        <w:t xml:space="preserve"> main. </w:t>
-      </w:r>
-      <w:proofErr w:type="spellStart"/>
-      <w:r>
-        <w:t>Tetapi</w:t>
-      </w:r>
-      <w:proofErr w:type="spellEnd"/>
-      <w:r>
-        <w:t xml:space="preserve"> </w:t>
-      </w:r>
-      <w:proofErr w:type="spellStart"/>
-      <w:r>
-        <w:t>ini</w:t>
-      </w:r>
-      <w:proofErr w:type="spellEnd"/>
-      <w:r>
-        <w:t xml:space="preserve"> </w:t>
-      </w:r>
-      <w:proofErr w:type="spellStart"/>
-      <w:r>
-        <w:t>kurang</w:t>
-      </w:r>
-      <w:proofErr w:type="spellEnd"/>
-      <w:r>
-        <w:t xml:space="preserve"> </w:t>
-      </w:r>
-      <w:proofErr w:type="spellStart"/>
-      <w:r>
-        <w:t>tepat</w:t>
-      </w:r>
-      <w:proofErr w:type="spellEnd"/>
-    </w:p>
-    <w:p>
-      <w:r>
+      <w:pPr>
+        <w:rPr>
+          <w:rFonts w:ascii="Times New Roman" w:hAnsi="Times New Roman" w:cs="Times New Roman"/>
+        </w:rPr>
+      </w:pPr>
+      <w:r>
+        <w:rPr>
+          <w:rFonts w:ascii="Times New Roman" w:hAnsi="Times New Roman" w:cs="Times New Roman"/>
+        </w:rPr>
+        <w:t>Jika constanta di dalam main, dia akan ke replace yang di ambil adalah variable di dalam main. Tetapi ini kurang tepat</w:t>
+      </w:r>
+    </w:p>
+    <w:p>
+      <w:pPr>
+        <w:rPr>
+          <w:rFonts w:ascii="Times New Roman" w:hAnsi="Times New Roman" w:cs="Times New Roman"/>
+        </w:rPr>
+      </w:pPr>
+      <w:r>
+        <w:rPr>
+          <w:rFonts w:ascii="Times New Roman" w:hAnsi="Times New Roman" w:cs="Times New Roman"/>
+        </w:rPr>
         <w:drawing>
           <wp:inline distT="0" distB="0" distL="0" distR="0" wp14:anchorId="67575E15" wp14:editId="25672368">
             <wp:extent cx="4019739" cy="922069"/>
@@ -925,7 +658,15 @@
       </w:r>
     </w:p>
     <w:p>
-      <w:r>
+      <w:pPr>
+        <w:rPr>
+          <w:rFonts w:ascii="Times New Roman" w:hAnsi="Times New Roman" w:cs="Times New Roman"/>
+        </w:rPr>
+      </w:pPr>
+      <w:r>
+        <w:rPr>
+          <w:rFonts w:ascii="Times New Roman" w:hAnsi="Times New Roman" w:cs="Times New Roman"/>
+        </w:rPr>
         <w:lastRenderedPageBreak/>
         <w:drawing>
           <wp:inline distT="0" distB="0" distL="0" distR="0" wp14:anchorId="65E837F5" wp14:editId="0ADE1AC4">
@@ -965,81 +706,28 @@
       </w:r>
     </w:p>
     <w:p>
-      <w:proofErr w:type="spellStart"/>
-      <w:r>
-        <w:t>Setelah</w:t>
-      </w:r>
-      <w:proofErr w:type="spellEnd"/>
-      <w:r>
-        <w:t xml:space="preserve"> </w:t>
-      </w:r>
-      <w:proofErr w:type="spellStart"/>
-      <w:r>
-        <w:t>ini</w:t>
-      </w:r>
-      <w:proofErr w:type="spellEnd"/>
-      <w:r>
-        <w:t xml:space="preserve"> </w:t>
-      </w:r>
-      <w:proofErr w:type="spellStart"/>
-      <w:r>
-        <w:t>saya</w:t>
-      </w:r>
-      <w:proofErr w:type="spellEnd"/>
-      <w:r>
-        <w:t xml:space="preserve"> </w:t>
-      </w:r>
-      <w:proofErr w:type="spellStart"/>
-      <w:r>
-        <w:t>mencoba</w:t>
-      </w:r>
-      <w:proofErr w:type="spellEnd"/>
-      <w:r>
-        <w:t xml:space="preserve"> </w:t>
-      </w:r>
-      <w:proofErr w:type="spellStart"/>
-      <w:r>
-        <w:t>dengan</w:t>
-      </w:r>
-      <w:proofErr w:type="spellEnd"/>
-      <w:r>
-        <w:t xml:space="preserve"> dua </w:t>
-      </w:r>
-      <w:proofErr w:type="spellStart"/>
-      <w:r>
-        <w:t>yaitu</w:t>
-      </w:r>
-      <w:proofErr w:type="spellEnd"/>
-      <w:r>
-        <w:t xml:space="preserve"> </w:t>
-      </w:r>
-      <w:proofErr w:type="spellStart"/>
-      <w:r>
-        <w:t>constanta</w:t>
-      </w:r>
-      <w:proofErr w:type="spellEnd"/>
-      <w:r>
-        <w:t xml:space="preserve"> dan final, </w:t>
-      </w:r>
-      <w:proofErr w:type="spellStart"/>
-      <w:r>
-        <w:t>disini</w:t>
-      </w:r>
-      <w:proofErr w:type="spellEnd"/>
-      <w:r>
-        <w:t xml:space="preserve"> </w:t>
-      </w:r>
-      <w:proofErr w:type="spellStart"/>
-      <w:r>
-        <w:t>otomatis</w:t>
-      </w:r>
-      <w:proofErr w:type="spellEnd"/>
-      <w:r>
-        <w:t xml:space="preserve"> compile. </w:t>
-      </w:r>
-    </w:p>
-    <w:p>
-      <w:r>
+      <w:pPr>
+        <w:rPr>
+          <w:rFonts w:ascii="Times New Roman" w:hAnsi="Times New Roman" w:cs="Times New Roman"/>
+        </w:rPr>
+      </w:pPr>
+      <w:r>
+        <w:rPr>
+          <w:rFonts w:ascii="Times New Roman" w:hAnsi="Times New Roman" w:cs="Times New Roman"/>
+        </w:rPr>
+        <w:t xml:space="preserve">Setelah ini saya mencoba dengan dua yaitu constanta dan final, disini otomatis compile. </w:t>
+      </w:r>
+    </w:p>
+    <w:p>
+      <w:pPr>
+        <w:rPr>
+          <w:rFonts w:ascii="Times New Roman" w:hAnsi="Times New Roman" w:cs="Times New Roman"/>
+        </w:rPr>
+      </w:pPr>
+      <w:r>
+        <w:rPr>
+          <w:rFonts w:ascii="Times New Roman" w:hAnsi="Times New Roman" w:cs="Times New Roman"/>
+        </w:rPr>
         <w:drawing>
           <wp:inline distT="0" distB="0" distL="0" distR="0" wp14:anchorId="41FB142A" wp14:editId="4FEDBB3E">
             <wp:extent cx="4236338" cy="2317687"/>
@@ -1078,7 +766,15 @@
       </w:r>
     </w:p>
     <w:p>
-      <w:r>
+      <w:pPr>
+        <w:rPr>
+          <w:rFonts w:ascii="Times New Roman" w:hAnsi="Times New Roman" w:cs="Times New Roman"/>
+        </w:rPr>
+      </w:pPr>
+      <w:r>
+        <w:rPr>
+          <w:rFonts w:ascii="Times New Roman" w:hAnsi="Times New Roman" w:cs="Times New Roman"/>
+        </w:rPr>
         <w:drawing>
           <wp:inline distT="0" distB="0" distL="0" distR="0" wp14:anchorId="6770C369" wp14:editId="2FF6C61A">
             <wp:extent cx="4264182" cy="1805275"/>
@@ -1117,224 +813,107 @@
       </w:r>
     </w:p>
     <w:p>
-      <w:r>
-        <w:t xml:space="preserve">Jika final juga </w:t>
-      </w:r>
-      <w:proofErr w:type="spellStart"/>
-      <w:r>
-        <w:t>tidak</w:t>
-      </w:r>
-      <w:proofErr w:type="spellEnd"/>
-      <w:r>
+      <w:pPr>
+        <w:rPr>
+          <w:rFonts w:ascii="Times New Roman" w:hAnsi="Times New Roman" w:cs="Times New Roman"/>
+        </w:rPr>
+      </w:pPr>
+      <w:r>
+        <w:rPr>
+          <w:rFonts w:ascii="Times New Roman" w:hAnsi="Times New Roman" w:cs="Times New Roman"/>
+        </w:rPr>
+        <w:t>Jika final juga tidak bisa diubah. Perbedaan ada diproses running, jika constanta dieksekusi sebelum main, kalau final dieksekusi waktu dijalankan pertama. Pada dasarnya keduanya ini adalah variable dengan tipe data tertentu di dart dengan nilai yang tidak akan berubah.</w:t>
+      </w:r>
+      <w:r>
+        <w:rPr>
+          <w:rFonts w:ascii="Times New Roman" w:hAnsi="Times New Roman" w:cs="Times New Roman"/>
+        </w:rPr>
         <w:t xml:space="preserve"> </w:t>
       </w:r>
-      <w:proofErr w:type="spellStart"/>
-      <w:r>
-        <w:t>bisa</w:t>
-      </w:r>
-      <w:proofErr w:type="spellEnd"/>
-      <w:r>
-        <w:t xml:space="preserve"> </w:t>
-      </w:r>
-      <w:proofErr w:type="spellStart"/>
-      <w:r>
-        <w:t>diubah</w:t>
-      </w:r>
-      <w:proofErr w:type="spellEnd"/>
-      <w:r>
-        <w:t xml:space="preserve">. </w:t>
-      </w:r>
-      <w:proofErr w:type="spellStart"/>
-      <w:r>
-        <w:t>Perbedaan</w:t>
-      </w:r>
-      <w:proofErr w:type="spellEnd"/>
-      <w:r>
-        <w:t xml:space="preserve"> </w:t>
-      </w:r>
-      <w:proofErr w:type="spellStart"/>
-      <w:r>
-        <w:t>ada</w:t>
-      </w:r>
-      <w:proofErr w:type="spellEnd"/>
-      <w:r>
-        <w:t xml:space="preserve"> </w:t>
-      </w:r>
-      <w:proofErr w:type="spellStart"/>
-      <w:r>
-        <w:t>diproses</w:t>
-      </w:r>
-      <w:proofErr w:type="spellEnd"/>
-      <w:r>
-        <w:t xml:space="preserve"> running, </w:t>
-      </w:r>
-      <w:proofErr w:type="spellStart"/>
-      <w:r>
-        <w:t>jika</w:t>
-      </w:r>
-      <w:proofErr w:type="spellEnd"/>
-      <w:r>
-        <w:t xml:space="preserve"> </w:t>
-      </w:r>
-      <w:proofErr w:type="spellStart"/>
-      <w:r>
-        <w:t>constanta</w:t>
-      </w:r>
-      <w:proofErr w:type="spellEnd"/>
-      <w:r>
-        <w:t xml:space="preserve"> </w:t>
-      </w:r>
-      <w:proofErr w:type="spellStart"/>
-      <w:r>
-        <w:t>dieksekusi</w:t>
-      </w:r>
-      <w:proofErr w:type="spellEnd"/>
-      <w:r>
-        <w:t xml:space="preserve"> </w:t>
-      </w:r>
-      <w:proofErr w:type="spellStart"/>
-      <w:r>
-        <w:t>sebelum</w:t>
-      </w:r>
-      <w:proofErr w:type="spellEnd"/>
-      <w:r>
-        <w:t xml:space="preserve"> main, </w:t>
-      </w:r>
-      <w:proofErr w:type="spellStart"/>
-      <w:r>
-        <w:t>kalau</w:t>
-      </w:r>
-      <w:proofErr w:type="spellEnd"/>
-      <w:r>
-        <w:t xml:space="preserve"> final </w:t>
-      </w:r>
-      <w:proofErr w:type="spellStart"/>
-      <w:r>
-        <w:t>dieksekusi</w:t>
-      </w:r>
-      <w:proofErr w:type="spellEnd"/>
-      <w:r>
-        <w:t xml:space="preserve"> </w:t>
-      </w:r>
-      <w:proofErr w:type="spellStart"/>
-      <w:r>
-        <w:t>waktu</w:t>
-      </w:r>
-      <w:proofErr w:type="spellEnd"/>
-      <w:r>
-        <w:t xml:space="preserve"> </w:t>
-      </w:r>
-      <w:proofErr w:type="spellStart"/>
-      <w:r>
-        <w:t>dijalankan</w:t>
-      </w:r>
-      <w:proofErr w:type="spellEnd"/>
-      <w:r>
-        <w:t xml:space="preserve"> </w:t>
-      </w:r>
-      <w:proofErr w:type="spellStart"/>
-      <w:r>
-        <w:t>pertama</w:t>
-      </w:r>
-      <w:proofErr w:type="spellEnd"/>
-      <w:r>
-        <w:t xml:space="preserve">. Pada </w:t>
-      </w:r>
-      <w:proofErr w:type="spellStart"/>
-      <w:r>
-        <w:t>dasarnya</w:t>
-      </w:r>
-      <w:proofErr w:type="spellEnd"/>
-      <w:r>
-        <w:t xml:space="preserve"> </w:t>
-      </w:r>
-      <w:proofErr w:type="spellStart"/>
-      <w:r>
-        <w:t>keduanya</w:t>
-      </w:r>
-      <w:proofErr w:type="spellEnd"/>
-      <w:r>
-        <w:t xml:space="preserve"> </w:t>
-      </w:r>
-      <w:proofErr w:type="spellStart"/>
-      <w:r>
-        <w:t>ini</w:t>
-      </w:r>
-      <w:proofErr w:type="spellEnd"/>
-      <w:r>
-        <w:t xml:space="preserve"> </w:t>
-      </w:r>
-      <w:proofErr w:type="spellStart"/>
-      <w:r>
-        <w:t>adalah</w:t>
-      </w:r>
-      <w:proofErr w:type="spellEnd"/>
-      <w:r>
-        <w:t xml:space="preserve"> variable </w:t>
-      </w:r>
-      <w:proofErr w:type="spellStart"/>
-      <w:r>
-        <w:t>dengan</w:t>
-      </w:r>
-      <w:proofErr w:type="spellEnd"/>
-      <w:r>
-        <w:t xml:space="preserve"> </w:t>
-      </w:r>
-      <w:proofErr w:type="spellStart"/>
-      <w:r>
-        <w:t>tipe</w:t>
-      </w:r>
-      <w:proofErr w:type="spellEnd"/>
-      <w:r>
-        <w:t xml:space="preserve"> data </w:t>
-      </w:r>
-      <w:proofErr w:type="spellStart"/>
-      <w:r>
-        <w:t>tertentu</w:t>
-      </w:r>
-      <w:proofErr w:type="spellEnd"/>
-      <w:r>
-        <w:t xml:space="preserve"> di dart </w:t>
-      </w:r>
-      <w:proofErr w:type="spellStart"/>
-      <w:r>
-        <w:t>dengan</w:t>
-      </w:r>
-      <w:proofErr w:type="spellEnd"/>
-      <w:r>
-        <w:t xml:space="preserve"> </w:t>
-      </w:r>
-      <w:proofErr w:type="spellStart"/>
-      <w:r>
-        <w:t>nilai</w:t>
-      </w:r>
-      <w:proofErr w:type="spellEnd"/>
-      <w:r>
-        <w:t xml:space="preserve"> yang </w:t>
-      </w:r>
-      <w:proofErr w:type="spellStart"/>
-      <w:r>
-        <w:t>tidak</w:t>
-      </w:r>
-      <w:proofErr w:type="spellEnd"/>
-      <w:r>
-        <w:t xml:space="preserve"> </w:t>
-      </w:r>
-      <w:proofErr w:type="spellStart"/>
-      <w:r>
-        <w:t>akan</w:t>
-      </w:r>
-      <w:proofErr w:type="spellEnd"/>
-      <w:r>
-        <w:t xml:space="preserve"> </w:t>
-      </w:r>
-      <w:proofErr w:type="spellStart"/>
-      <w:r>
-        <w:t>berubah</w:t>
-      </w:r>
-      <w:proofErr w:type="spellEnd"/>
-      <w:r>
-        <w:t>.</w:t>
+    </w:p>
+    <w:p>
+      <w:pPr>
+        <w:rPr>
+          <w:rFonts w:ascii="Times New Roman" w:hAnsi="Times New Roman" w:cs="Times New Roman"/>
+        </w:rPr>
+      </w:pPr>
+      <w:r>
+        <w:rPr>
+          <w:rFonts w:ascii="Times New Roman" w:hAnsi="Times New Roman" w:cs="Times New Roman"/>
+        </w:rPr>
+        <w:t>Cara membuat file baru di Dart. (</w:t>
+      </w:r>
+      <w:r>
+        <w:rPr>
+          <w:rFonts w:ascii="Times New Roman" w:hAnsi="Times New Roman" w:cs="Times New Roman"/>
+        </w:rPr>
+        <w:t>touch bin/variable.dart</w:t>
+      </w:r>
+      <w:r>
+        <w:rPr>
+          <w:rFonts w:ascii="Times New Roman" w:hAnsi="Times New Roman" w:cs="Times New Roman"/>
+        </w:rPr>
+        <w:t>). Hasilnya seperti ini.</w:t>
+      </w:r>
+    </w:p>
+    <w:p>
+      <w:pPr>
+        <w:rPr>
+          <w:rFonts w:ascii="Times New Roman" w:hAnsi="Times New Roman" w:cs="Times New Roman"/>
+        </w:rPr>
+      </w:pPr>
+      <w:r>
+        <w:rPr>
+          <w:rFonts w:ascii="Times New Roman" w:hAnsi="Times New Roman" w:cs="Times New Roman"/>
+        </w:rPr>
+        <w:drawing>
+          <wp:inline distT="0" distB="0" distL="0" distR="0" wp14:anchorId="5B2685D6" wp14:editId="72014637">
+            <wp:extent cx="3576119" cy="1065227"/>
+            <wp:effectExtent l="0" t="0" r="5715" b="1905"/>
+            <wp:docPr id="708799749" name="Picture 1"/>
+            <wp:cNvGraphicFramePr>
+              <a:graphicFrameLocks xmlns:a="http://schemas.openxmlformats.org/drawingml/2006/main" noChangeAspect="1"/>
+            </wp:cNvGraphicFramePr>
+            <a:graphic xmlns:a="http://schemas.openxmlformats.org/drawingml/2006/main">
+              <a:graphicData uri="http://schemas.openxmlformats.org/drawingml/2006/picture">
+                <pic:pic xmlns:pic="http://schemas.openxmlformats.org/drawingml/2006/picture">
+                  <pic:nvPicPr>
+                    <pic:cNvPr id="708799749" name=""/>
+                    <pic:cNvPicPr/>
+                  </pic:nvPicPr>
+                  <pic:blipFill>
+                    <a:blip r:embed="rId12"/>
+                    <a:stretch>
+                      <a:fillRect/>
+                    </a:stretch>
+                  </pic:blipFill>
+                  <pic:spPr>
+                    <a:xfrm>
+                      <a:off x="0" y="0"/>
+                      <a:ext cx="3591745" cy="1069881"/>
+                    </a:xfrm>
+                    <a:prstGeom prst="rect">
+                      <a:avLst/>
+                    </a:prstGeom>
+                  </pic:spPr>
+                </pic:pic>
+              </a:graphicData>
+            </a:graphic>
+          </wp:inline>
+        </w:drawing>
+      </w:r>
+    </w:p>
+    <w:p>
+      <w:pPr>
+        <w:rPr>
+          <w:rFonts w:ascii="Times New Roman" w:hAnsi="Times New Roman" w:cs="Times New Roman"/>
+        </w:rPr>
+      </w:pPr>
+      <w:r>
+        <w:rPr>
+          <w:rFonts w:ascii="Times New Roman" w:hAnsi="Times New Roman" w:cs="Times New Roman"/>
+        </w:rPr>
+        <w:t>Cara menjalankan run secara terminal (dart run bin/variable.dart). ada juga di pubspec.yamll dibagian name: diubah sesuai nama file (name: variable.dart).</w:t>
       </w:r>
     </w:p>
     <w:sectPr>

--- a/week-1/video 4/LAPORAN VIDEO 4.docx
+++ b/week-1/video 4/LAPORAN VIDEO 4.docx
@@ -913,7 +913,783 @@
         <w:rPr>
           <w:rFonts w:ascii="Times New Roman" w:hAnsi="Times New Roman" w:cs="Times New Roman"/>
         </w:rPr>
+        <w:br w:type="page"/>
+      </w:r>
+    </w:p>
+    <w:p>
+      <w:pPr>
+        <w:rPr>
+          <w:rFonts w:ascii="Times New Roman" w:hAnsi="Times New Roman" w:cs="Times New Roman"/>
+        </w:rPr>
+      </w:pPr>
+      <w:r>
+        <w:rPr>
+          <w:rFonts w:ascii="Times New Roman" w:hAnsi="Times New Roman" w:cs="Times New Roman"/>
+        </w:rPr>
+        <w:lastRenderedPageBreak/>
         <w:t>Cara menjalankan run secara terminal (dart run bin/variable.dart). ada juga di pubspec.yamll dibagian name: diubah sesuai nama file (name: variable.dart).</w:t>
+      </w:r>
+      <w:r>
+        <w:rPr>
+          <w:rFonts w:ascii="Times New Roman" w:hAnsi="Times New Roman" w:cs="Times New Roman"/>
+        </w:rPr>
+        <w:t xml:space="preserve"> </w:t>
+      </w:r>
+      <w:r>
+        <w:rPr>
+          <w:rFonts w:ascii="Times New Roman" w:hAnsi="Times New Roman" w:cs="Times New Roman"/>
+        </w:rPr>
+        <w:t>Contoh seperti di bawah ini, pada praktikum ini mencoba tipe data.</w:t>
+      </w:r>
+    </w:p>
+    <w:p>
+      <w:pPr>
+        <w:rPr>
+          <w:rFonts w:ascii="Times New Roman" w:hAnsi="Times New Roman" w:cs="Times New Roman"/>
+        </w:rPr>
+      </w:pPr>
+      <w:r>
+        <w:rPr>
+          <w:rFonts w:ascii="Times New Roman" w:hAnsi="Times New Roman" w:cs="Times New Roman"/>
+        </w:rPr>
+        <w:drawing>
+          <wp:inline distT="0" distB="0" distL="0" distR="0" wp14:anchorId="732E739E" wp14:editId="0DEC45A5">
+            <wp:extent cx="4390931" cy="2248877"/>
+            <wp:effectExtent l="0" t="0" r="0" b="0"/>
+            <wp:docPr id="420851540" name="Picture 1"/>
+            <wp:cNvGraphicFramePr>
+              <a:graphicFrameLocks xmlns:a="http://schemas.openxmlformats.org/drawingml/2006/main" noChangeAspect="1"/>
+            </wp:cNvGraphicFramePr>
+            <a:graphic xmlns:a="http://schemas.openxmlformats.org/drawingml/2006/main">
+              <a:graphicData uri="http://schemas.openxmlformats.org/drawingml/2006/picture">
+                <pic:pic xmlns:pic="http://schemas.openxmlformats.org/drawingml/2006/picture">
+                  <pic:nvPicPr>
+                    <pic:cNvPr id="420851540" name=""/>
+                    <pic:cNvPicPr/>
+                  </pic:nvPicPr>
+                  <pic:blipFill>
+                    <a:blip r:embed="rId13"/>
+                    <a:stretch>
+                      <a:fillRect/>
+                    </a:stretch>
+                  </pic:blipFill>
+                  <pic:spPr>
+                    <a:xfrm>
+                      <a:off x="0" y="0"/>
+                      <a:ext cx="4408487" cy="2257868"/>
+                    </a:xfrm>
+                    <a:prstGeom prst="rect">
+                      <a:avLst/>
+                    </a:prstGeom>
+                  </pic:spPr>
+                </pic:pic>
+              </a:graphicData>
+            </a:graphic>
+          </wp:inline>
+        </w:drawing>
+      </w:r>
+    </w:p>
+    <w:p>
+      <w:pPr>
+        <w:rPr>
+          <w:rFonts w:ascii="Times New Roman" w:hAnsi="Times New Roman" w:cs="Times New Roman"/>
+        </w:rPr>
+      </w:pPr>
+      <w:r>
+        <w:rPr>
+          <w:rFonts w:ascii="Times New Roman" w:hAnsi="Times New Roman" w:cs="Times New Roman"/>
+        </w:rPr>
+        <w:drawing>
+          <wp:inline distT="0" distB="0" distL="0" distR="0" wp14:anchorId="2BC059B6" wp14:editId="7874D01D">
+            <wp:extent cx="3512745" cy="971171"/>
+            <wp:effectExtent l="0" t="0" r="0" b="635"/>
+            <wp:docPr id="456360239" name="Picture 1"/>
+            <wp:cNvGraphicFramePr>
+              <a:graphicFrameLocks xmlns:a="http://schemas.openxmlformats.org/drawingml/2006/main" noChangeAspect="1"/>
+            </wp:cNvGraphicFramePr>
+            <a:graphic xmlns:a="http://schemas.openxmlformats.org/drawingml/2006/main">
+              <a:graphicData uri="http://schemas.openxmlformats.org/drawingml/2006/picture">
+                <pic:pic xmlns:pic="http://schemas.openxmlformats.org/drawingml/2006/picture">
+                  <pic:nvPicPr>
+                    <pic:cNvPr id="456360239" name=""/>
+                    <pic:cNvPicPr/>
+                  </pic:nvPicPr>
+                  <pic:blipFill>
+                    <a:blip r:embed="rId14"/>
+                    <a:stretch>
+                      <a:fillRect/>
+                    </a:stretch>
+                  </pic:blipFill>
+                  <pic:spPr>
+                    <a:xfrm>
+                      <a:off x="0" y="0"/>
+                      <a:ext cx="3535629" cy="977498"/>
+                    </a:xfrm>
+                    <a:prstGeom prst="rect">
+                      <a:avLst/>
+                    </a:prstGeom>
+                  </pic:spPr>
+                </pic:pic>
+              </a:graphicData>
+            </a:graphic>
+          </wp:inline>
+        </w:drawing>
+      </w:r>
+    </w:p>
+    <w:p>
+      <w:pPr>
+        <w:rPr>
+          <w:rFonts w:ascii="Times New Roman" w:hAnsi="Times New Roman" w:cs="Times New Roman"/>
+        </w:rPr>
+      </w:pPr>
+      <w:r>
+        <w:rPr>
+          <w:rFonts w:ascii="Times New Roman" w:hAnsi="Times New Roman" w:cs="Times New Roman"/>
+        </w:rPr>
+        <w:t>Percobaan mengubah string ke int.</w:t>
+      </w:r>
+    </w:p>
+    <w:p>
+      <w:pPr>
+        <w:rPr>
+          <w:rFonts w:ascii="Times New Roman" w:hAnsi="Times New Roman" w:cs="Times New Roman"/>
+        </w:rPr>
+      </w:pPr>
+      <w:r>
+        <w:rPr>
+          <w:rFonts w:ascii="Times New Roman" w:hAnsi="Times New Roman" w:cs="Times New Roman"/>
+        </w:rPr>
+        <w:drawing>
+          <wp:inline distT="0" distB="0" distL="0" distR="0" wp14:anchorId="2498F0A5" wp14:editId="3571D298">
+            <wp:extent cx="4418091" cy="730589"/>
+            <wp:effectExtent l="0" t="0" r="1905" b="0"/>
+            <wp:docPr id="446464352" name="Picture 1"/>
+            <wp:cNvGraphicFramePr>
+              <a:graphicFrameLocks xmlns:a="http://schemas.openxmlformats.org/drawingml/2006/main" noChangeAspect="1"/>
+            </wp:cNvGraphicFramePr>
+            <a:graphic xmlns:a="http://schemas.openxmlformats.org/drawingml/2006/main">
+              <a:graphicData uri="http://schemas.openxmlformats.org/drawingml/2006/picture">
+                <pic:pic xmlns:pic="http://schemas.openxmlformats.org/drawingml/2006/picture">
+                  <pic:nvPicPr>
+                    <pic:cNvPr id="446464352" name=""/>
+                    <pic:cNvPicPr/>
+                  </pic:nvPicPr>
+                  <pic:blipFill>
+                    <a:blip r:embed="rId15"/>
+                    <a:stretch>
+                      <a:fillRect/>
+                    </a:stretch>
+                  </pic:blipFill>
+                  <pic:spPr>
+                    <a:xfrm>
+                      <a:off x="0" y="0"/>
+                      <a:ext cx="4432188" cy="732920"/>
+                    </a:xfrm>
+                    <a:prstGeom prst="rect">
+                      <a:avLst/>
+                    </a:prstGeom>
+                  </pic:spPr>
+                </pic:pic>
+              </a:graphicData>
+            </a:graphic>
+          </wp:inline>
+        </w:drawing>
+      </w:r>
+    </w:p>
+    <w:p>
+      <w:pPr>
+        <w:rPr>
+          <w:rFonts w:ascii="Times New Roman" w:hAnsi="Times New Roman" w:cs="Times New Roman"/>
+        </w:rPr>
+      </w:pPr>
+      <w:r>
+        <w:rPr>
+          <w:rFonts w:ascii="Times New Roman" w:hAnsi="Times New Roman" w:cs="Times New Roman"/>
+        </w:rPr>
+        <w:drawing>
+          <wp:inline distT="0" distB="0" distL="0" distR="0" wp14:anchorId="53CC78F4" wp14:editId="60A42E2D">
+            <wp:extent cx="3576119" cy="976693"/>
+            <wp:effectExtent l="0" t="0" r="5715" b="0"/>
+            <wp:docPr id="419170663" name="Picture 1"/>
+            <wp:cNvGraphicFramePr>
+              <a:graphicFrameLocks xmlns:a="http://schemas.openxmlformats.org/drawingml/2006/main" noChangeAspect="1"/>
+            </wp:cNvGraphicFramePr>
+            <a:graphic xmlns:a="http://schemas.openxmlformats.org/drawingml/2006/main">
+              <a:graphicData uri="http://schemas.openxmlformats.org/drawingml/2006/picture">
+                <pic:pic xmlns:pic="http://schemas.openxmlformats.org/drawingml/2006/picture">
+                  <pic:nvPicPr>
+                    <pic:cNvPr id="419170663" name=""/>
+                    <pic:cNvPicPr/>
+                  </pic:nvPicPr>
+                  <pic:blipFill>
+                    <a:blip r:embed="rId16"/>
+                    <a:stretch>
+                      <a:fillRect/>
+                    </a:stretch>
+                  </pic:blipFill>
+                  <pic:spPr>
+                    <a:xfrm>
+                      <a:off x="0" y="0"/>
+                      <a:ext cx="3589406" cy="980322"/>
+                    </a:xfrm>
+                    <a:prstGeom prst="rect">
+                      <a:avLst/>
+                    </a:prstGeom>
+                  </pic:spPr>
+                </pic:pic>
+              </a:graphicData>
+            </a:graphic>
+          </wp:inline>
+        </w:drawing>
+      </w:r>
+    </w:p>
+    <w:p>
+      <w:pPr>
+        <w:rPr>
+          <w:rFonts w:ascii="Times New Roman" w:hAnsi="Times New Roman" w:cs="Times New Roman"/>
+        </w:rPr>
+      </w:pPr>
+      <w:r>
+        <w:rPr>
+          <w:rFonts w:ascii="Times New Roman" w:hAnsi="Times New Roman" w:cs="Times New Roman"/>
+        </w:rPr>
+        <w:t>Percobaan List.</w:t>
+      </w:r>
+      <w:r>
+        <w:rPr>
+          <w:rFonts w:ascii="Times New Roman" w:hAnsi="Times New Roman" w:cs="Times New Roman"/>
+        </w:rPr>
+        <w:t xml:space="preserve"> Kenapa ada {} karena jika tidak ada sama dengan dianggap sebagai array name, tidak dianggap satu bagian.</w:t>
+      </w:r>
+      <w:r>
+        <w:rPr>
+          <w:rFonts w:ascii="Times New Roman" w:hAnsi="Times New Roman" w:cs="Times New Roman"/>
+        </w:rPr>
+        <w:t xml:space="preserve"> Dan juga list ini hanya bisa digunakan dalam 1 tipe data saja.</w:t>
+      </w:r>
+    </w:p>
+    <w:p>
+      <w:pPr>
+        <w:rPr>
+          <w:rFonts w:ascii="Times New Roman" w:hAnsi="Times New Roman" w:cs="Times New Roman"/>
+        </w:rPr>
+      </w:pPr>
+      <w:r>
+        <w:rPr>
+          <w:rFonts w:ascii="Times New Roman" w:hAnsi="Times New Roman" w:cs="Times New Roman"/>
+        </w:rPr>
+        <w:drawing>
+          <wp:inline distT="0" distB="0" distL="0" distR="0" wp14:anchorId="2442736A" wp14:editId="13F88786">
+            <wp:extent cx="5136467" cy="796705"/>
+            <wp:effectExtent l="0" t="0" r="0" b="3810"/>
+            <wp:docPr id="668543849" name="Picture 1"/>
+            <wp:cNvGraphicFramePr>
+              <a:graphicFrameLocks xmlns:a="http://schemas.openxmlformats.org/drawingml/2006/main" noChangeAspect="1"/>
+            </wp:cNvGraphicFramePr>
+            <a:graphic xmlns:a="http://schemas.openxmlformats.org/drawingml/2006/main">
+              <a:graphicData uri="http://schemas.openxmlformats.org/drawingml/2006/picture">
+                <pic:pic xmlns:pic="http://schemas.openxmlformats.org/drawingml/2006/picture">
+                  <pic:nvPicPr>
+                    <pic:cNvPr id="668543849" name=""/>
+                    <pic:cNvPicPr/>
+                  </pic:nvPicPr>
+                  <pic:blipFill>
+                    <a:blip r:embed="rId17"/>
+                    <a:stretch>
+                      <a:fillRect/>
+                    </a:stretch>
+                  </pic:blipFill>
+                  <pic:spPr>
+                    <a:xfrm>
+                      <a:off x="0" y="0"/>
+                      <a:ext cx="5200778" cy="806680"/>
+                    </a:xfrm>
+                    <a:prstGeom prst="rect">
+                      <a:avLst/>
+                    </a:prstGeom>
+                  </pic:spPr>
+                </pic:pic>
+              </a:graphicData>
+            </a:graphic>
+          </wp:inline>
+        </w:drawing>
+      </w:r>
+    </w:p>
+    <w:p>
+      <w:pPr>
+        <w:rPr>
+          <w:rFonts w:ascii="Times New Roman" w:hAnsi="Times New Roman" w:cs="Times New Roman"/>
+        </w:rPr>
+      </w:pPr>
+      <w:r>
+        <w:rPr>
+          <w:rFonts w:ascii="Times New Roman" w:hAnsi="Times New Roman" w:cs="Times New Roman"/>
+        </w:rPr>
+        <w:lastRenderedPageBreak/>
+        <w:drawing>
+          <wp:inline distT="0" distB="0" distL="0" distR="0" wp14:anchorId="16D72EF0" wp14:editId="65B0E9FF">
+            <wp:extent cx="3494638" cy="1148380"/>
+            <wp:effectExtent l="0" t="0" r="0" b="0"/>
+            <wp:docPr id="671585608" name="Picture 1"/>
+            <wp:cNvGraphicFramePr>
+              <a:graphicFrameLocks xmlns:a="http://schemas.openxmlformats.org/drawingml/2006/main" noChangeAspect="1"/>
+            </wp:cNvGraphicFramePr>
+            <a:graphic xmlns:a="http://schemas.openxmlformats.org/drawingml/2006/main">
+              <a:graphicData uri="http://schemas.openxmlformats.org/drawingml/2006/picture">
+                <pic:pic xmlns:pic="http://schemas.openxmlformats.org/drawingml/2006/picture">
+                  <pic:nvPicPr>
+                    <pic:cNvPr id="671585608" name=""/>
+                    <pic:cNvPicPr/>
+                  </pic:nvPicPr>
+                  <pic:blipFill>
+                    <a:blip r:embed="rId18"/>
+                    <a:stretch>
+                      <a:fillRect/>
+                    </a:stretch>
+                  </pic:blipFill>
+                  <pic:spPr>
+                    <a:xfrm>
+                      <a:off x="0" y="0"/>
+                      <a:ext cx="3510816" cy="1153696"/>
+                    </a:xfrm>
+                    <a:prstGeom prst="rect">
+                      <a:avLst/>
+                    </a:prstGeom>
+                  </pic:spPr>
+                </pic:pic>
+              </a:graphicData>
+            </a:graphic>
+          </wp:inline>
+        </w:drawing>
+      </w:r>
+    </w:p>
+    <w:p>
+      <w:pPr>
+        <w:rPr>
+          <w:rFonts w:ascii="Times New Roman" w:hAnsi="Times New Roman" w:cs="Times New Roman"/>
+        </w:rPr>
+      </w:pPr>
+      <w:r>
+        <w:rPr>
+          <w:rFonts w:ascii="Times New Roman" w:hAnsi="Times New Roman" w:cs="Times New Roman"/>
+        </w:rPr>
+        <w:t>Selanjutnya adalah list.</w:t>
+      </w:r>
+    </w:p>
+    <w:p>
+      <w:pPr>
+        <w:rPr>
+          <w:rFonts w:ascii="Times New Roman" w:hAnsi="Times New Roman" w:cs="Times New Roman"/>
+        </w:rPr>
+      </w:pPr>
+      <w:r>
+        <w:rPr>
+          <w:rFonts w:ascii="Times New Roman" w:hAnsi="Times New Roman" w:cs="Times New Roman"/>
+        </w:rPr>
+        <w:drawing>
+          <wp:inline distT="0" distB="0" distL="0" distR="0" wp14:anchorId="6CDCEDE9" wp14:editId="729FE952">
+            <wp:extent cx="4115011" cy="1301817"/>
+            <wp:effectExtent l="0" t="0" r="0" b="0"/>
+            <wp:docPr id="1197198568" name="Picture 1"/>
+            <wp:cNvGraphicFramePr>
+              <a:graphicFrameLocks xmlns:a="http://schemas.openxmlformats.org/drawingml/2006/main" noChangeAspect="1"/>
+            </wp:cNvGraphicFramePr>
+            <a:graphic xmlns:a="http://schemas.openxmlformats.org/drawingml/2006/main">
+              <a:graphicData uri="http://schemas.openxmlformats.org/drawingml/2006/picture">
+                <pic:pic xmlns:pic="http://schemas.openxmlformats.org/drawingml/2006/picture">
+                  <pic:nvPicPr>
+                    <pic:cNvPr id="1197198568" name=""/>
+                    <pic:cNvPicPr/>
+                  </pic:nvPicPr>
+                  <pic:blipFill>
+                    <a:blip r:embed="rId19"/>
+                    <a:stretch>
+                      <a:fillRect/>
+                    </a:stretch>
+                  </pic:blipFill>
+                  <pic:spPr>
+                    <a:xfrm>
+                      <a:off x="0" y="0"/>
+                      <a:ext cx="4115011" cy="1301817"/>
+                    </a:xfrm>
+                    <a:prstGeom prst="rect">
+                      <a:avLst/>
+                    </a:prstGeom>
+                  </pic:spPr>
+                </pic:pic>
+              </a:graphicData>
+            </a:graphic>
+          </wp:inline>
+        </w:drawing>
+      </w:r>
+    </w:p>
+    <w:p>
+      <w:pPr>
+        <w:rPr>
+          <w:rFonts w:ascii="Times New Roman" w:hAnsi="Times New Roman" w:cs="Times New Roman"/>
+        </w:rPr>
+      </w:pPr>
+      <w:r>
+        <w:rPr>
+          <w:rFonts w:ascii="Times New Roman" w:hAnsi="Times New Roman" w:cs="Times New Roman"/>
+        </w:rPr>
+        <w:drawing>
+          <wp:inline distT="0" distB="0" distL="0" distR="0" wp14:anchorId="3C2C172D" wp14:editId="3441A22A">
+            <wp:extent cx="2245259" cy="379762"/>
+            <wp:effectExtent l="0" t="0" r="3175" b="1270"/>
+            <wp:docPr id="518892828" name="Picture 1"/>
+            <wp:cNvGraphicFramePr>
+              <a:graphicFrameLocks xmlns:a="http://schemas.openxmlformats.org/drawingml/2006/main" noChangeAspect="1"/>
+            </wp:cNvGraphicFramePr>
+            <a:graphic xmlns:a="http://schemas.openxmlformats.org/drawingml/2006/main">
+              <a:graphicData uri="http://schemas.openxmlformats.org/drawingml/2006/picture">
+                <pic:pic xmlns:pic="http://schemas.openxmlformats.org/drawingml/2006/picture">
+                  <pic:nvPicPr>
+                    <pic:cNvPr id="518892828" name=""/>
+                    <pic:cNvPicPr/>
+                  </pic:nvPicPr>
+                  <pic:blipFill>
+                    <a:blip r:embed="rId20"/>
+                    <a:stretch>
+                      <a:fillRect/>
+                    </a:stretch>
+                  </pic:blipFill>
+                  <pic:spPr>
+                    <a:xfrm>
+                      <a:off x="0" y="0"/>
+                      <a:ext cx="2278652" cy="385410"/>
+                    </a:xfrm>
+                    <a:prstGeom prst="rect">
+                      <a:avLst/>
+                    </a:prstGeom>
+                  </pic:spPr>
+                </pic:pic>
+              </a:graphicData>
+            </a:graphic>
+          </wp:inline>
+        </w:drawing>
+      </w:r>
+    </w:p>
+    <w:p>
+      <w:pPr>
+        <w:rPr>
+          <w:rFonts w:ascii="Times New Roman" w:hAnsi="Times New Roman" w:cs="Times New Roman"/>
+        </w:rPr>
+      </w:pPr>
+      <w:r>
+        <w:rPr>
+          <w:rFonts w:ascii="Times New Roman" w:hAnsi="Times New Roman" w:cs="Times New Roman"/>
+        </w:rPr>
+        <w:t>Selanjutnya adalah Map.</w:t>
+      </w:r>
+    </w:p>
+    <w:p>
+      <w:pPr>
+        <w:rPr>
+          <w:rFonts w:ascii="Times New Roman" w:hAnsi="Times New Roman" w:cs="Times New Roman"/>
+        </w:rPr>
+      </w:pPr>
+      <w:r>
+        <w:rPr>
+          <w:rFonts w:ascii="Times New Roman" w:hAnsi="Times New Roman" w:cs="Times New Roman"/>
+        </w:rPr>
+        <w:drawing>
+          <wp:inline distT="0" distB="0" distL="0" distR="0" wp14:anchorId="416CB912" wp14:editId="565A10C6">
+            <wp:extent cx="4164594" cy="2007394"/>
+            <wp:effectExtent l="0" t="0" r="7620" b="0"/>
+            <wp:docPr id="1996469352" name="Picture 1"/>
+            <wp:cNvGraphicFramePr>
+              <a:graphicFrameLocks xmlns:a="http://schemas.openxmlformats.org/drawingml/2006/main" noChangeAspect="1"/>
+            </wp:cNvGraphicFramePr>
+            <a:graphic xmlns:a="http://schemas.openxmlformats.org/drawingml/2006/main">
+              <a:graphicData uri="http://schemas.openxmlformats.org/drawingml/2006/picture">
+                <pic:pic xmlns:pic="http://schemas.openxmlformats.org/drawingml/2006/picture">
+                  <pic:nvPicPr>
+                    <pic:cNvPr id="1996469352" name=""/>
+                    <pic:cNvPicPr/>
+                  </pic:nvPicPr>
+                  <pic:blipFill>
+                    <a:blip r:embed="rId21"/>
+                    <a:stretch>
+                      <a:fillRect/>
+                    </a:stretch>
+                  </pic:blipFill>
+                  <pic:spPr>
+                    <a:xfrm>
+                      <a:off x="0" y="0"/>
+                      <a:ext cx="4176283" cy="2013028"/>
+                    </a:xfrm>
+                    <a:prstGeom prst="rect">
+                      <a:avLst/>
+                    </a:prstGeom>
+                  </pic:spPr>
+                </pic:pic>
+              </a:graphicData>
+            </a:graphic>
+          </wp:inline>
+        </w:drawing>
+      </w:r>
+    </w:p>
+    <w:p>
+      <w:pPr>
+        <w:rPr>
+          <w:rFonts w:ascii="Times New Roman" w:hAnsi="Times New Roman" w:cs="Times New Roman"/>
+        </w:rPr>
+      </w:pPr>
+      <w:r>
+        <w:rPr>
+          <w:rFonts w:ascii="Times New Roman" w:hAnsi="Times New Roman" w:cs="Times New Roman"/>
+        </w:rPr>
+        <w:drawing>
+          <wp:inline distT="0" distB="0" distL="0" distR="0" wp14:anchorId="6B27CB07" wp14:editId="4D9DEC84">
+            <wp:extent cx="2292468" cy="228612"/>
+            <wp:effectExtent l="0" t="0" r="0" b="0"/>
+            <wp:docPr id="1001600743" name="Picture 1"/>
+            <wp:cNvGraphicFramePr>
+              <a:graphicFrameLocks xmlns:a="http://schemas.openxmlformats.org/drawingml/2006/main" noChangeAspect="1"/>
+            </wp:cNvGraphicFramePr>
+            <a:graphic xmlns:a="http://schemas.openxmlformats.org/drawingml/2006/main">
+              <a:graphicData uri="http://schemas.openxmlformats.org/drawingml/2006/picture">
+                <pic:pic xmlns:pic="http://schemas.openxmlformats.org/drawingml/2006/picture">
+                  <pic:nvPicPr>
+                    <pic:cNvPr id="1001600743" name=""/>
+                    <pic:cNvPicPr/>
+                  </pic:nvPicPr>
+                  <pic:blipFill>
+                    <a:blip r:embed="rId22"/>
+                    <a:stretch>
+                      <a:fillRect/>
+                    </a:stretch>
+                  </pic:blipFill>
+                  <pic:spPr>
+                    <a:xfrm>
+                      <a:off x="0" y="0"/>
+                      <a:ext cx="2292468" cy="228612"/>
+                    </a:xfrm>
+                    <a:prstGeom prst="rect">
+                      <a:avLst/>
+                    </a:prstGeom>
+                  </pic:spPr>
+                </pic:pic>
+              </a:graphicData>
+            </a:graphic>
+          </wp:inline>
+        </w:drawing>
+      </w:r>
+    </w:p>
+    <w:p>
+      <w:pPr>
+        <w:rPr>
+          <w:rFonts w:ascii="Times New Roman" w:hAnsi="Times New Roman" w:cs="Times New Roman"/>
+        </w:rPr>
+      </w:pPr>
+      <w:r>
+        <w:rPr>
+          <w:rFonts w:ascii="Times New Roman" w:hAnsi="Times New Roman" w:cs="Times New Roman"/>
+        </w:rPr>
+        <w:t xml:space="preserve">Selanjutnya adala dynamic. </w:t>
+      </w:r>
+    </w:p>
+    <w:p>
+      <w:pPr>
+        <w:rPr>
+          <w:rFonts w:ascii="Times New Roman" w:hAnsi="Times New Roman" w:cs="Times New Roman"/>
+        </w:rPr>
+      </w:pPr>
+      <w:r>
+        <w:rPr>
+          <w:rFonts w:ascii="Times New Roman" w:hAnsi="Times New Roman" w:cs="Times New Roman"/>
+        </w:rPr>
+        <w:drawing>
+          <wp:inline distT="0" distB="0" distL="0" distR="0" wp14:anchorId="2A0AD87E" wp14:editId="0DDC845F">
+            <wp:extent cx="4137434" cy="2071611"/>
+            <wp:effectExtent l="0" t="0" r="0" b="5080"/>
+            <wp:docPr id="1025250777" name="Picture 1"/>
+            <wp:cNvGraphicFramePr>
+              <a:graphicFrameLocks xmlns:a="http://schemas.openxmlformats.org/drawingml/2006/main" noChangeAspect="1"/>
+            </wp:cNvGraphicFramePr>
+            <a:graphic xmlns:a="http://schemas.openxmlformats.org/drawingml/2006/main">
+              <a:graphicData uri="http://schemas.openxmlformats.org/drawingml/2006/picture">
+                <pic:pic xmlns:pic="http://schemas.openxmlformats.org/drawingml/2006/picture">
+                  <pic:nvPicPr>
+                    <pic:cNvPr id="1025250777" name=""/>
+                    <pic:cNvPicPr/>
+                  </pic:nvPicPr>
+                  <pic:blipFill>
+                    <a:blip r:embed="rId23"/>
+                    <a:stretch>
+                      <a:fillRect/>
+                    </a:stretch>
+                  </pic:blipFill>
+                  <pic:spPr>
+                    <a:xfrm>
+                      <a:off x="0" y="0"/>
+                      <a:ext cx="4144557" cy="2075177"/>
+                    </a:xfrm>
+                    <a:prstGeom prst="rect">
+                      <a:avLst/>
+                    </a:prstGeom>
+                  </pic:spPr>
+                </pic:pic>
+              </a:graphicData>
+            </a:graphic>
+          </wp:inline>
+        </w:drawing>
+      </w:r>
+    </w:p>
+    <w:p>
+      <w:pPr>
+        <w:rPr>
+          <w:rFonts w:ascii="Times New Roman" w:hAnsi="Times New Roman" w:cs="Times New Roman"/>
+        </w:rPr>
+      </w:pPr>
+      <w:r>
+        <w:rPr>
+          <w:rFonts w:ascii="Times New Roman" w:hAnsi="Times New Roman" w:cs="Times New Roman"/>
+        </w:rPr>
+        <w:lastRenderedPageBreak/>
+        <w:drawing>
+          <wp:inline distT="0" distB="0" distL="0" distR="0" wp14:anchorId="67661E81" wp14:editId="293549A0">
+            <wp:extent cx="2209046" cy="978600"/>
+            <wp:effectExtent l="0" t="0" r="1270" b="0"/>
+            <wp:docPr id="49126448" name="Picture 1"/>
+            <wp:cNvGraphicFramePr>
+              <a:graphicFrameLocks xmlns:a="http://schemas.openxmlformats.org/drawingml/2006/main" noChangeAspect="1"/>
+            </wp:cNvGraphicFramePr>
+            <a:graphic xmlns:a="http://schemas.openxmlformats.org/drawingml/2006/main">
+              <a:graphicData uri="http://schemas.openxmlformats.org/drawingml/2006/picture">
+                <pic:pic xmlns:pic="http://schemas.openxmlformats.org/drawingml/2006/picture">
+                  <pic:nvPicPr>
+                    <pic:cNvPr id="49126448" name=""/>
+                    <pic:cNvPicPr/>
+                  </pic:nvPicPr>
+                  <pic:blipFill>
+                    <a:blip r:embed="rId24"/>
+                    <a:stretch>
+                      <a:fillRect/>
+                    </a:stretch>
+                  </pic:blipFill>
+                  <pic:spPr>
+                    <a:xfrm>
+                      <a:off x="0" y="0"/>
+                      <a:ext cx="2244190" cy="994169"/>
+                    </a:xfrm>
+                    <a:prstGeom prst="rect">
+                      <a:avLst/>
+                    </a:prstGeom>
+                  </pic:spPr>
+                </pic:pic>
+              </a:graphicData>
+            </a:graphic>
+          </wp:inline>
+        </w:drawing>
+      </w:r>
+    </w:p>
+    <w:p>
+      <w:pPr>
+        <w:rPr>
+          <w:rFonts w:ascii="Times New Roman" w:hAnsi="Times New Roman" w:cs="Times New Roman"/>
+        </w:rPr>
+      </w:pPr>
+      <w:r>
+        <w:rPr>
+          <w:rFonts w:ascii="Times New Roman" w:hAnsi="Times New Roman" w:cs="Times New Roman"/>
+        </w:rPr>
+        <w:t>Operator dart.</w:t>
+      </w:r>
+    </w:p>
+    <w:p>
+      <w:pPr>
+        <w:rPr>
+          <w:rFonts w:ascii="Times New Roman" w:hAnsi="Times New Roman" w:cs="Times New Roman"/>
+        </w:rPr>
+      </w:pPr>
+      <w:r>
+        <w:rPr>
+          <w:rFonts w:ascii="Times New Roman" w:hAnsi="Times New Roman" w:cs="Times New Roman"/>
+        </w:rPr>
+        <w:drawing>
+          <wp:inline distT="0" distB="0" distL="0" distR="0" wp14:anchorId="4AD0633C" wp14:editId="1486F9C7">
+            <wp:extent cx="4100233" cy="4626320"/>
+            <wp:effectExtent l="0" t="0" r="0" b="3175"/>
+            <wp:docPr id="1250850959" name="Picture 1"/>
+            <wp:cNvGraphicFramePr>
+              <a:graphicFrameLocks xmlns:a="http://schemas.openxmlformats.org/drawingml/2006/main" noChangeAspect="1"/>
+            </wp:cNvGraphicFramePr>
+            <a:graphic xmlns:a="http://schemas.openxmlformats.org/drawingml/2006/main">
+              <a:graphicData uri="http://schemas.openxmlformats.org/drawingml/2006/picture">
+                <pic:pic xmlns:pic="http://schemas.openxmlformats.org/drawingml/2006/picture">
+                  <pic:nvPicPr>
+                    <pic:cNvPr id="1250850959" name=""/>
+                    <pic:cNvPicPr/>
+                  </pic:nvPicPr>
+                  <pic:blipFill>
+                    <a:blip r:embed="rId25"/>
+                    <a:stretch>
+                      <a:fillRect/>
+                    </a:stretch>
+                  </pic:blipFill>
+                  <pic:spPr>
+                    <a:xfrm>
+                      <a:off x="0" y="0"/>
+                      <a:ext cx="4114146" cy="4642018"/>
+                    </a:xfrm>
+                    <a:prstGeom prst="rect">
+                      <a:avLst/>
+                    </a:prstGeom>
+                  </pic:spPr>
+                </pic:pic>
+              </a:graphicData>
+            </a:graphic>
+          </wp:inline>
+        </w:drawing>
+      </w:r>
+    </w:p>
+    <w:p>
+      <w:pPr>
+        <w:rPr>
+          <w:rFonts w:ascii="Times New Roman" w:hAnsi="Times New Roman" w:cs="Times New Roman"/>
+        </w:rPr>
+      </w:pPr>
+      <w:r>
+        <w:rPr>
+          <w:rFonts w:ascii="Times New Roman" w:hAnsi="Times New Roman" w:cs="Times New Roman"/>
+        </w:rPr>
+        <w:drawing>
+          <wp:inline distT="0" distB="0" distL="0" distR="0" wp14:anchorId="602E78EE" wp14:editId="1B05009B">
+            <wp:extent cx="3521798" cy="1801507"/>
+            <wp:effectExtent l="0" t="0" r="2540" b="8255"/>
+            <wp:docPr id="1038623741" name="Picture 1"/>
+            <wp:cNvGraphicFramePr>
+              <a:graphicFrameLocks xmlns:a="http://schemas.openxmlformats.org/drawingml/2006/main" noChangeAspect="1"/>
+            </wp:cNvGraphicFramePr>
+            <a:graphic xmlns:a="http://schemas.openxmlformats.org/drawingml/2006/main">
+              <a:graphicData uri="http://schemas.openxmlformats.org/drawingml/2006/picture">
+                <pic:pic xmlns:pic="http://schemas.openxmlformats.org/drawingml/2006/picture">
+                  <pic:nvPicPr>
+                    <pic:cNvPr id="1038623741" name=""/>
+                    <pic:cNvPicPr/>
+                  </pic:nvPicPr>
+                  <pic:blipFill>
+                    <a:blip r:embed="rId26"/>
+                    <a:stretch>
+                      <a:fillRect/>
+                    </a:stretch>
+                  </pic:blipFill>
+                  <pic:spPr>
+                    <a:xfrm>
+                      <a:off x="0" y="0"/>
+                      <a:ext cx="3525781" cy="1803544"/>
+                    </a:xfrm>
+                    <a:prstGeom prst="rect">
+                      <a:avLst/>
+                    </a:prstGeom>
+                  </pic:spPr>
+                </pic:pic>
+              </a:graphicData>
+            </a:graphic>
+          </wp:inline>
+        </w:drawing>
       </w:r>
     </w:p>
     <w:sectPr>
@@ -1530,7 +2306,6 @@
   <w:style w:type="character" w:default="1" w:styleId="DefaultParagraphFont">
     <w:name w:val="Default Paragraph Font"/>
     <w:uiPriority w:val="1"/>
-    <w:semiHidden/>
     <w:unhideWhenUsed/>
   </w:style>
   <w:style w:type="table" w:default="1" w:styleId="TableNormal">
